--- a/episodes/The_Dark_Rise_Episode_05.docx
+++ b/episodes/The_Dark_Rise_Episode_05.docx
@@ -465,7 +465,7 @@
           <w:sz w:val="24"/>
           <w:szCs w:val="24"/>
         </w:rPr>
-        <w:t xml:space="preserve">Three miles away, beneath the ak-pu tree, the entity drank.</w:t>
+        <w:t xml:space="preserve">Three miles away, beneath the iroko tree, the entity drank.</w:t>
       </w:r>
     </w:p>
     <w:p>
@@ -548,7 +548,7 @@
           <w:sz w:val="24"/>
           <w:szCs w:val="24"/>
         </w:rPr>
-        <w:t xml:space="preserve">By the time the feeding slowed toward dawn, the thing lying in the hollow beneath the ak-pu roots no longer looked like an infant at all. It looked like a child of perhaps one year, though it had drawn its first breath only eight days before.</w:t>
+        <w:t xml:space="preserve">By the time the feeding slowed toward dawn, the thing lying in the hollow beneath the iroko roots no longer looked like an infant at all. It looked like a child of perhaps one year, though it had drawn its first breath only eight days before.</w:t>
       </w:r>
     </w:p>
     <w:p>

--- a/episodes/The_Dark_Rise_Episode_05.docx
+++ b/episodes/The_Dark_Rise_Episode_05.docx
@@ -98,20 +98,7 @@
     </w:p>
     <w:p>
       <w:pPr>
-        <w:spacing w:after="0" w:line="360"/>
-      </w:pPr>
-      <w:r>
-        <w:rPr>
-          <w:rFonts w:ascii="Georgia" w:hAnsi="Georgia" w:cs="Georgia"/>
-          <w:sz w:val="24"/>
-          <w:szCs w:val="24"/>
-        </w:rPr>
-        <w:t xml:space="preserve"/>
-      </w:r>
-    </w:p>
-    <w:p>
-      <w:pPr>
-        <w:spacing w:after="60" w:line="360"/>
+        <w:spacing w:after="60" w:line="360" w:before="480"/>
         <w:ind w:firstLine="360"/>
       </w:pPr>
       <w:r>
@@ -153,20 +140,7 @@
     </w:p>
     <w:p>
       <w:pPr>
-        <w:spacing w:after="0" w:line="360"/>
-      </w:pPr>
-      <w:r>
-        <w:rPr>
-          <w:rFonts w:ascii="Georgia" w:hAnsi="Georgia" w:cs="Georgia"/>
-          <w:sz w:val="24"/>
-          <w:szCs w:val="24"/>
-        </w:rPr>
-        <w:t xml:space="preserve"/>
-      </w:r>
-    </w:p>
-    <w:p>
-      <w:pPr>
-        <w:spacing w:after="60" w:line="360"/>
+        <w:spacing w:after="60" w:line="360" w:before="480"/>
         <w:ind w:firstLine="360"/>
       </w:pPr>
       <w:r>
@@ -250,20 +224,7 @@
     </w:p>
     <w:p>
       <w:pPr>
-        <w:spacing w:after="0" w:line="360"/>
-      </w:pPr>
-      <w:r>
-        <w:rPr>
-          <w:rFonts w:ascii="Georgia" w:hAnsi="Georgia" w:cs="Georgia"/>
-          <w:sz w:val="24"/>
-          <w:szCs w:val="24"/>
-        </w:rPr>
-        <w:t xml:space="preserve"/>
-      </w:r>
-    </w:p>
-    <w:p>
-      <w:pPr>
-        <w:spacing w:after="60" w:line="360"/>
+        <w:spacing w:after="60" w:line="360" w:before="480"/>
         <w:ind w:firstLine="360"/>
       </w:pPr>
       <w:r>
@@ -286,25 +247,12 @@
           <w:sz w:val="24"/>
           <w:szCs w:val="24"/>
         </w:rPr>
-        <w:t xml:space="preserve">"Then, in the eighth year, he came back."</w:t>
-      </w:r>
-    </w:p>
-    <w:p>
-      <w:pPr>
-        <w:spacing w:after="0" w:line="360"/>
-      </w:pPr>
-      <w:r>
-        <w:rPr>
-          <w:rFonts w:ascii="Georgia" w:hAnsi="Georgia" w:cs="Georgia"/>
-          <w:sz w:val="24"/>
-          <w:szCs w:val="24"/>
-        </w:rPr>
-        <w:t xml:space="preserve"/>
-      </w:r>
-    </w:p>
-    <w:p>
-      <w:pPr>
-        <w:spacing w:after="60" w:line="360"/>
+        <w:t xml:space="preserve">Elder Maka's voice went flat as a blade laid on a table. "Then, in the eighth year, he came back."</w:t>
+      </w:r>
+    </w:p>
+    <w:p>
+      <w:pPr>
+        <w:spacing w:after="60" w:line="360" w:before="480"/>
         <w:ind w:firstLine="360"/>
       </w:pPr>
       <w:r>
@@ -341,25 +289,12 @@
           <w:sz w:val="24"/>
           <w:szCs w:val="24"/>
         </w:rPr>
-        <w:t xml:space="preserve">"I was a fool for one whole day."</w:t>
-      </w:r>
-    </w:p>
-    <w:p>
-      <w:pPr>
-        <w:spacing w:after="0" w:line="360"/>
-      </w:pPr>
-      <w:r>
-        <w:rPr>
-          <w:rFonts w:ascii="Georgia" w:hAnsi="Georgia" w:cs="Georgia"/>
-          <w:sz w:val="24"/>
-          <w:szCs w:val="24"/>
-        </w:rPr>
-        <w:t xml:space="preserve"/>
-      </w:r>
-    </w:p>
-    <w:p>
-      <w:pPr>
-        <w:spacing w:after="60" w:line="360"/>
+        <w:t xml:space="preserve">"I was a fool for one whole day," she said.</w:t>
+      </w:r>
+    </w:p>
+    <w:p>
+      <w:pPr>
+        <w:spacing w:after="60" w:line="360" w:before="480"/>
         <w:ind w:firstLine="360"/>
       </w:pPr>
       <w:r>
@@ -373,20 +308,7 @@
     </w:p>
     <w:p>
       <w:pPr>
-        <w:spacing w:after="0" w:line="360"/>
-      </w:pPr>
-      <w:r>
-        <w:rPr>
-          <w:rFonts w:ascii="Georgia" w:hAnsi="Georgia" w:cs="Georgia"/>
-          <w:sz w:val="24"/>
-          <w:szCs w:val="24"/>
-        </w:rPr>
-        <w:t xml:space="preserve"/>
-      </w:r>
-    </w:p>
-    <w:p>
-      <w:pPr>
-        <w:spacing w:after="60" w:line="360"/>
+        <w:spacing w:after="60" w:line="360" w:before="480"/>
         <w:ind w:firstLine="360"/>
       </w:pPr>
       <w:r>
@@ -414,15 +336,16 @@
     </w:p>
     <w:p>
       <w:pPr>
-        <w:spacing w:after="0" w:line="360"/>
-      </w:pPr>
-      <w:r>
-        <w:rPr>
-          <w:rFonts w:ascii="Georgia" w:hAnsi="Georgia" w:cs="Georgia"/>
-          <w:sz w:val="24"/>
-          <w:szCs w:val="24"/>
-        </w:rPr>
-        <w:t xml:space="preserve"/>
+        <w:spacing w:after="60" w:line="360" w:before="480"/>
+        <w:ind w:firstLine="360"/>
+      </w:pPr>
+      <w:r>
+        <w:rPr>
+          <w:rFonts w:ascii="Georgia" w:hAnsi="Georgia" w:cs="Georgia"/>
+          <w:sz w:val="24"/>
+          <w:szCs w:val="24"/>
+        </w:rPr>
+        <w:t xml:space="preserve">Far beneath Oso, the cold voice entered it into an old, old ledger.</w:t>
       </w:r>
     </w:p>
     <w:p>
@@ -438,25 +361,12 @@
           <w:bCs/>
           <w:caps/>
         </w:rPr>
-        <w:t xml:space="preserve">HISTORICAL RECORD: SECOND KNOWN INCIDENT OF RETURN. OUTCOME: THREE DEAD. VESSEL DESTROYED BY THE ELDER HERSELF.</w:t>
-      </w:r>
-    </w:p>
-    <w:p>
-      <w:pPr>
-        <w:spacing w:after="0" w:line="360"/>
-      </w:pPr>
-      <w:r>
-        <w:rPr>
-          <w:rFonts w:ascii="Georgia" w:hAnsi="Georgia" w:cs="Georgia"/>
-          <w:sz w:val="24"/>
-          <w:szCs w:val="24"/>
-        </w:rPr>
-        <w:t xml:space="preserve"/>
-      </w:r>
-    </w:p>
-    <w:p>
-      <w:pPr>
-        <w:spacing w:after="60" w:line="360"/>
+        <w:t xml:space="preserve">Historical record: second known incident of return. Outcome: three dead. Vessel destroyed by the elder herself.</w:t>
+      </w:r>
+    </w:p>
+    <w:p>
+      <w:pPr>
+        <w:spacing w:after="60" w:line="360" w:before="480"/>
         <w:ind w:firstLine="360"/>
       </w:pPr>
       <w:r>
@@ -498,20 +408,7 @@
     </w:p>
     <w:p>
       <w:pPr>
-        <w:spacing w:after="0" w:line="360"/>
-      </w:pPr>
-      <w:r>
-        <w:rPr>
-          <w:rFonts w:ascii="Georgia" w:hAnsi="Georgia" w:cs="Georgia"/>
-          <w:sz w:val="24"/>
-          <w:szCs w:val="24"/>
-        </w:rPr>
-        <w:t xml:space="preserve"/>
-      </w:r>
-    </w:p>
-    <w:p>
-      <w:pPr>
-        <w:spacing w:after="60" w:line="360"/>
+        <w:spacing w:after="60" w:line="360" w:before="480"/>
         <w:ind w:firstLine="360"/>
       </w:pPr>
       <w:r>
@@ -567,20 +464,7 @@
     </w:p>
     <w:p>
       <w:pPr>
-        <w:spacing w:after="0" w:line="360"/>
-      </w:pPr>
-      <w:r>
-        <w:rPr>
-          <w:rFonts w:ascii="Georgia" w:hAnsi="Georgia" w:cs="Georgia"/>
-          <w:sz w:val="24"/>
-          <w:szCs w:val="24"/>
-        </w:rPr>
-        <w:t xml:space="preserve"/>
-      </w:r>
-    </w:p>
-    <w:p>
-      <w:pPr>
-        <w:spacing w:after="60" w:line="360"/>
+        <w:spacing w:after="60" w:line="360" w:before="480"/>
         <w:ind w:firstLine="360"/>
       </w:pPr>
       <w:r>
@@ -608,15 +492,16 @@
     </w:p>
     <w:p>
       <w:pPr>
-        <w:spacing w:after="0" w:line="360"/>
-      </w:pPr>
-      <w:r>
-        <w:rPr>
-          <w:rFonts w:ascii="Georgia" w:hAnsi="Georgia" w:cs="Georgia"/>
-          <w:sz w:val="24"/>
-          <w:szCs w:val="24"/>
-        </w:rPr>
-        <w:t xml:space="preserve"/>
+        <w:spacing w:after="60" w:line="360" w:before="480"/>
+        <w:ind w:firstLine="360"/>
+      </w:pPr>
+      <w:r>
+        <w:rPr>
+          <w:rFonts w:ascii="Georgia" w:hAnsi="Georgia" w:cs="Georgia"/>
+          <w:sz w:val="24"/>
+          <w:szCs w:val="24"/>
+        </w:rPr>
+        <w:t xml:space="preserve">In Oso, the voice took its count again.</w:t>
       </w:r>
     </w:p>
     <w:p>
@@ -632,7 +517,7 @@
           <w:bCs/>
           <w:caps/>
         </w:rPr>
-        <w:t xml:space="preserve">VESSEL AGE: EIGHT DAYS. APPARENT DEVELOPMENT: APPROXIMATELY ONE YEAR AND ACCELERATING.</w:t>
+        <w:t xml:space="preserve">Vessel age: eight days. Apparent development: approximately one year and accelerating.</w:t>
       </w:r>
     </w:p>
     <w:p>
@@ -648,25 +533,12 @@
           <w:bCs/>
           <w:caps/>
         </w:rPr>
-        <w:t xml:space="preserve">FEEDING SOURCE: VILLAGE WIDE TERROR, FIRST OF ITS SCALE. GROWTH RATE: NO LONGER LINEAR.</w:t>
-      </w:r>
-    </w:p>
-    <w:p>
-      <w:pPr>
-        <w:spacing w:after="0" w:line="360"/>
-      </w:pPr>
-      <w:r>
-        <w:rPr>
-          <w:rFonts w:ascii="Georgia" w:hAnsi="Georgia" w:cs="Georgia"/>
-          <w:sz w:val="24"/>
-          <w:szCs w:val="24"/>
-        </w:rPr>
-        <w:t xml:space="preserve"/>
-      </w:r>
-    </w:p>
-    <w:p>
-      <w:pPr>
-        <w:spacing w:after="60" w:line="360"/>
+        <w:t xml:space="preserve">Feeding source: village wide terror, first of its scale. Growth rate: no longer linear.</w:t>
+      </w:r>
+    </w:p>
+    <w:p>
+      <w:pPr>
+        <w:spacing w:after="60" w:line="360" w:before="480"/>
         <w:ind w:firstLine="360"/>
       </w:pPr>
       <w:r>
@@ -708,20 +580,7 @@
     </w:p>
     <w:p>
       <w:pPr>
-        <w:spacing w:after="0" w:line="360"/>
-      </w:pPr>
-      <w:r>
-        <w:rPr>
-          <w:rFonts w:ascii="Georgia" w:hAnsi="Georgia" w:cs="Georgia"/>
-          <w:sz w:val="24"/>
-          <w:szCs w:val="24"/>
-        </w:rPr>
-        <w:t xml:space="preserve"/>
-      </w:r>
-    </w:p>
-    <w:p>
-      <w:pPr>
-        <w:spacing w:after="60" w:line="360"/>
+        <w:spacing w:after="60" w:line="360" w:before="480"/>
         <w:ind w:firstLine="360"/>
       </w:pPr>
       <w:r>
@@ -749,20 +608,7 @@
     </w:p>
     <w:p>
       <w:pPr>
-        <w:spacing w:after="0" w:line="360"/>
-      </w:pPr>
-      <w:r>
-        <w:rPr>
-          <w:rFonts w:ascii="Georgia" w:hAnsi="Georgia" w:cs="Georgia"/>
-          <w:sz w:val="24"/>
-          <w:szCs w:val="24"/>
-        </w:rPr>
-        <w:t xml:space="preserve"/>
-      </w:r>
-    </w:p>
-    <w:p>
-      <w:pPr>
-        <w:spacing w:after="60" w:line="360"/>
+        <w:spacing w:after="60" w:line="360" w:before="480"/>
         <w:ind w:firstLine="360"/>
       </w:pPr>
       <w:r>
@@ -785,25 +631,12 @@
           <w:sz w:val="24"/>
           <w:szCs w:val="24"/>
         </w:rPr>
-        <w:t xml:space="preserve">"If he comes back wrong, Amara, I will end him too. Not out of hatred. Out of the same mercy I could not find the courage to show my own son quickly enough. I will not hesitate a second time. I owe the dead that much."</w:t>
-      </w:r>
-    </w:p>
-    <w:p>
-      <w:pPr>
-        <w:spacing w:after="0" w:line="360"/>
-      </w:pPr>
-      <w:r>
-        <w:rPr>
-          <w:rFonts w:ascii="Georgia" w:hAnsi="Georgia" w:cs="Georgia"/>
-          <w:sz w:val="24"/>
-          <w:szCs w:val="24"/>
-        </w:rPr>
-        <w:t xml:space="preserve"/>
-      </w:r>
-    </w:p>
-    <w:p>
-      <w:pPr>
-        <w:spacing w:after="60" w:line="360"/>
+        <w:t xml:space="preserve">"If he comes back wrong, Amara, I will end him too," she said, without heat. "Not out of hatred. Out of the same mercy I could not find the courage to show my own son quickly enough. I will not hesitate a second time. I owe the dead that much."</w:t>
+      </w:r>
+    </w:p>
+    <w:p>
+      <w:pPr>
+        <w:spacing w:after="60" w:line="360" w:before="480"/>
         <w:ind w:firstLine="360"/>
       </w:pPr>
       <w:r>
@@ -845,20 +678,7 @@
     </w:p>
     <w:p>
       <w:pPr>
-        <w:spacing w:after="0" w:line="360"/>
-      </w:pPr>
-      <w:r>
-        <w:rPr>
-          <w:rFonts w:ascii="Georgia" w:hAnsi="Georgia" w:cs="Georgia"/>
-          <w:sz w:val="24"/>
-          <w:szCs w:val="24"/>
-        </w:rPr>
-        <w:t xml:space="preserve"/>
-      </w:r>
-    </w:p>
-    <w:p>
-      <w:pPr>
-        <w:spacing w:after="60" w:line="360"/>
+        <w:spacing w:after="60" w:line="360" w:before="480"/>
         <w:ind w:firstLine="360"/>
       </w:pPr>
       <w:r>
@@ -896,19 +716,6 @@
           <w:szCs w:val="24"/>
         </w:rPr>
         <w:t xml:space="preserve">Amara sat alone outside the dibia's hut long after the old woman's footsteps had faded, turning one thought over and over until it wore smooth. Elder Maka had made her vow believing it was a warning. Amara had heard it as something else entirely. A map of exactly how much time she had, and exactly who would be waiting with a blade when that time ran out.</w:t>
-      </w:r>
-    </w:p>
-    <w:p>
-      <w:pPr>
-        <w:spacing w:after="0" w:line="360"/>
-      </w:pPr>
-      <w:r>
-        <w:rPr>
-          <w:rFonts w:ascii="Georgia" w:hAnsi="Georgia" w:cs="Georgia"/>
-          <w:sz w:val="24"/>
-          <w:szCs w:val="24"/>
-        </w:rPr>
-        <w:t xml:space="preserve"/>
       </w:r>
     </w:p>
     <w:sectPr>
